--- a/Gestor_de_Inventarios/tarifarios/Tarifario_Pants_2pz_3pz_2026.docx
+++ b/Gestor_de_Inventarios/tarifarios/Tarifario_Pants_2pz_3pz_2026.docx
@@ -150,7 +150,1685 @@
                       <w:color w:val="FFFFFF"/>
                       <w:sz w:val="20"/>
                     </w:rPr>
-                    <w:t>Preescolar</w:t>
+                    <w:t>Liso · Az. Marino, Az. Rey, Rojo, Verde, Vino</w:t>
+                  </w:r>
+                </w:p>
+              </w:tc>
+            </w:tr>
+          </w:tbl>
+          <w:p/>
+          <w:tbl>
+            <w:tblPr>
+              <w:tblStyle w:val="TableGrid"/>
+              <w:tblW w:type="auto" w:w="0"/>
+              <w:tblLook w:firstColumn="1" w:firstRow="1" w:lastColumn="0" w:lastRow="0" w:noHBand="0" w:noVBand="1" w:val="04A0"/>
+            </w:tblPr>
+            <w:tblGrid>
+              <w:gridCol w:w="1920"/>
+              <w:gridCol w:w="1920"/>
+            </w:tblGrid>
+            <w:tr>
+              <w:tc>
+                <w:tcPr>
+                  <w:tcW w:type="dxa" w:w="1920"/>
+                  <w:shd w:val="clear" w:color="auto" w:fill="D6E8F7"/>
+                  <w:tcMar>
+                    <w:top w:w="50" w:type="dxa"/>
+                    <w:bottom w:w="50" w:type="dxa"/>
+                    <w:left w:w="100" w:type="dxa"/>
+                    <w:right w:w="100" w:type="dxa"/>
+                  </w:tcMar>
+                </w:tcPr>
+                <w:p>
+                  <w:pPr>
+                    <w:spacing w:before="0" w:after="0"/>
+                    <w:jc w:val="left"/>
+                  </w:pPr>
+                  <w:r>
+                    <w:rPr>
+                      <w:b/>
+                      <w:color w:val="2E6FBF"/>
+                      <w:sz w:val="17"/>
+                    </w:rPr>
+                    <w:t>Tallas</w:t>
+                  </w:r>
+                </w:p>
+              </w:tc>
+              <w:tc>
+                <w:tcPr>
+                  <w:tcW w:type="dxa" w:w="1920"/>
+                  <w:shd w:val="clear" w:color="auto" w:fill="D6E8F7"/>
+                  <w:tcMar>
+                    <w:top w:w="50" w:type="dxa"/>
+                    <w:bottom w:w="50" w:type="dxa"/>
+                    <w:left w:w="100" w:type="dxa"/>
+                    <w:right w:w="100" w:type="dxa"/>
+                  </w:tcMar>
+                </w:tcPr>
+                <w:p>
+                  <w:pPr>
+                    <w:spacing w:before="0" w:after="0"/>
+                    <w:jc w:val="right"/>
+                  </w:pPr>
+                  <w:r>
+                    <w:rPr>
+                      <w:b/>
+                      <w:color w:val="2E6FBF"/>
+                      <w:sz w:val="17"/>
+                    </w:rPr>
+                    <w:t>Precio</w:t>
+                  </w:r>
+                </w:p>
+              </w:tc>
+            </w:tr>
+            <w:tr>
+              <w:tc>
+                <w:tcPr>
+                  <w:tcW w:type="dxa" w:w="1920"/>
+                  <w:shd w:val="clear" w:color="auto" w:fill="FFFFFF"/>
+                  <w:tcMar>
+                    <w:top w:w="48" w:type="dxa"/>
+                    <w:bottom w:w="48" w:type="dxa"/>
+                    <w:left w:w="100" w:type="dxa"/>
+                    <w:right w:w="100" w:type="dxa"/>
+                  </w:tcMar>
+                </w:tcPr>
+                <w:p>
+                  <w:pPr>
+                    <w:spacing w:before="0" w:after="0"/>
+                    <w:jc w:val="left"/>
+                  </w:pPr>
+                  <w:r>
+                    <w:rPr>
+                      <w:b w:val="0"/>
+                      <w:color w:val="1A1A2E"/>
+                      <w:sz w:val="18"/>
+                    </w:rPr>
+                    <w:t>2–12</w:t>
+                  </w:r>
+                </w:p>
+              </w:tc>
+              <w:tc>
+                <w:tcPr>
+                  <w:tcW w:type="dxa" w:w="1920"/>
+                  <w:shd w:val="clear" w:color="auto" w:fill="FFFFFF"/>
+                  <w:tcMar>
+                    <w:top w:w="48" w:type="dxa"/>
+                    <w:bottom w:w="48" w:type="dxa"/>
+                    <w:left w:w="100" w:type="dxa"/>
+                    <w:right w:w="100" w:type="dxa"/>
+                  </w:tcMar>
+                </w:tcPr>
+                <w:p>
+                  <w:pPr>
+                    <w:spacing w:before="0" w:after="0"/>
+                    <w:jc w:val="right"/>
+                  </w:pPr>
+                  <w:r>
+                    <w:rPr>
+                      <w:b/>
+                      <w:color w:val="1E3A6E"/>
+                      <w:sz w:val="18"/>
+                    </w:rPr>
+                    <w:t>$175</w:t>
+                  </w:r>
+                </w:p>
+              </w:tc>
+            </w:tr>
+            <w:tr>
+              <w:tc>
+                <w:tcPr>
+                  <w:tcW w:type="dxa" w:w="1920"/>
+                  <w:shd w:val="clear" w:color="auto" w:fill="EDF4FC"/>
+                  <w:tcMar>
+                    <w:top w:w="48" w:type="dxa"/>
+                    <w:bottom w:w="48" w:type="dxa"/>
+                    <w:left w:w="100" w:type="dxa"/>
+                    <w:right w:w="100" w:type="dxa"/>
+                  </w:tcMar>
+                </w:tcPr>
+                <w:p>
+                  <w:pPr>
+                    <w:spacing w:before="0" w:after="0"/>
+                    <w:jc w:val="left"/>
+                  </w:pPr>
+                  <w:r>
+                    <w:rPr>
+                      <w:b w:val="0"/>
+                      <w:color w:val="1A1A2E"/>
+                      <w:sz w:val="18"/>
+                    </w:rPr>
+                    <w:t>14, 16</w:t>
+                  </w:r>
+                </w:p>
+              </w:tc>
+              <w:tc>
+                <w:tcPr>
+                  <w:tcW w:type="dxa" w:w="1920"/>
+                  <w:shd w:val="clear" w:color="auto" w:fill="EDF4FC"/>
+                  <w:tcMar>
+                    <w:top w:w="48" w:type="dxa"/>
+                    <w:bottom w:w="48" w:type="dxa"/>
+                    <w:left w:w="100" w:type="dxa"/>
+                    <w:right w:w="100" w:type="dxa"/>
+                  </w:tcMar>
+                </w:tcPr>
+                <w:p>
+                  <w:pPr>
+                    <w:spacing w:before="0" w:after="0"/>
+                    <w:jc w:val="right"/>
+                  </w:pPr>
+                  <w:r>
+                    <w:rPr>
+                      <w:b/>
+                      <w:color w:val="1E3A6E"/>
+                      <w:sz w:val="18"/>
+                    </w:rPr>
+                    <w:t>$190</w:t>
+                  </w:r>
+                </w:p>
+              </w:tc>
+            </w:tr>
+            <w:tr>
+              <w:tc>
+                <w:tcPr>
+                  <w:tcW w:type="dxa" w:w="1920"/>
+                  <w:shd w:val="clear" w:color="auto" w:fill="FFFFFF"/>
+                  <w:tcMar>
+                    <w:top w:w="48" w:type="dxa"/>
+                    <w:bottom w:w="48" w:type="dxa"/>
+                    <w:left w:w="100" w:type="dxa"/>
+                    <w:right w:w="100" w:type="dxa"/>
+                  </w:tcMar>
+                </w:tcPr>
+                <w:p>
+                  <w:pPr>
+                    <w:spacing w:before="0" w:after="0"/>
+                    <w:jc w:val="left"/>
+                  </w:pPr>
+                  <w:r>
+                    <w:rPr>
+                      <w:b w:val="0"/>
+                      <w:color w:val="1A1A2E"/>
+                      <w:sz w:val="18"/>
+                    </w:rPr>
+                    <w:t>28, CH</w:t>
+                  </w:r>
+                </w:p>
+              </w:tc>
+              <w:tc>
+                <w:tcPr>
+                  <w:tcW w:type="dxa" w:w="1920"/>
+                  <w:shd w:val="clear" w:color="auto" w:fill="FFFFFF"/>
+                  <w:tcMar>
+                    <w:top w:w="48" w:type="dxa"/>
+                    <w:bottom w:w="48" w:type="dxa"/>
+                    <w:left w:w="100" w:type="dxa"/>
+                    <w:right w:w="100" w:type="dxa"/>
+                  </w:tcMar>
+                </w:tcPr>
+                <w:p>
+                  <w:pPr>
+                    <w:spacing w:before="0" w:after="0"/>
+                    <w:jc w:val="right"/>
+                  </w:pPr>
+                  <w:r>
+                    <w:rPr>
+                      <w:b/>
+                      <w:color w:val="1E3A6E"/>
+                      <w:sz w:val="18"/>
+                    </w:rPr>
+                    <w:t>$315</w:t>
+                  </w:r>
+                </w:p>
+              </w:tc>
+            </w:tr>
+            <w:tr>
+              <w:tc>
+                <w:tcPr>
+                  <w:tcW w:type="dxa" w:w="1920"/>
+                  <w:shd w:val="clear" w:color="auto" w:fill="EDF4FC"/>
+                  <w:tcMar>
+                    <w:top w:w="48" w:type="dxa"/>
+                    <w:bottom w:w="48" w:type="dxa"/>
+                    <w:left w:w="100" w:type="dxa"/>
+                    <w:right w:w="100" w:type="dxa"/>
+                  </w:tcMar>
+                </w:tcPr>
+                <w:p>
+                  <w:pPr>
+                    <w:spacing w:before="0" w:after="0"/>
+                    <w:jc w:val="left"/>
+                  </w:pPr>
+                  <w:r>
+                    <w:rPr>
+                      <w:b w:val="0"/>
+                      <w:color w:val="1A1A2E"/>
+                      <w:sz w:val="18"/>
+                    </w:rPr>
+                    <w:t>MD</w:t>
+                  </w:r>
+                </w:p>
+              </w:tc>
+              <w:tc>
+                <w:tcPr>
+                  <w:tcW w:type="dxa" w:w="1920"/>
+                  <w:shd w:val="clear" w:color="auto" w:fill="EDF4FC"/>
+                  <w:tcMar>
+                    <w:top w:w="48" w:type="dxa"/>
+                    <w:bottom w:w="48" w:type="dxa"/>
+                    <w:left w:w="100" w:type="dxa"/>
+                    <w:right w:w="100" w:type="dxa"/>
+                  </w:tcMar>
+                </w:tcPr>
+                <w:p>
+                  <w:pPr>
+                    <w:spacing w:before="0" w:after="0"/>
+                    <w:jc w:val="right"/>
+                  </w:pPr>
+                  <w:r>
+                    <w:rPr>
+                      <w:b/>
+                      <w:color w:val="1E3A6E"/>
+                      <w:sz w:val="18"/>
+                    </w:rPr>
+                    <w:t>$325</w:t>
+                  </w:r>
+                </w:p>
+              </w:tc>
+            </w:tr>
+            <w:tr>
+              <w:tc>
+                <w:tcPr>
+                  <w:tcW w:type="dxa" w:w="1920"/>
+                  <w:shd w:val="clear" w:color="auto" w:fill="FFFFFF"/>
+                  <w:tcMar>
+                    <w:top w:w="48" w:type="dxa"/>
+                    <w:bottom w:w="48" w:type="dxa"/>
+                    <w:left w:w="100" w:type="dxa"/>
+                    <w:right w:w="100" w:type="dxa"/>
+                  </w:tcMar>
+                </w:tcPr>
+                <w:p>
+                  <w:pPr>
+                    <w:spacing w:before="0" w:after="0"/>
+                    <w:jc w:val="left"/>
+                  </w:pPr>
+                  <w:r>
+                    <w:rPr>
+                      <w:b w:val="0"/>
+                      <w:color w:val="1A1A2E"/>
+                      <w:sz w:val="18"/>
+                    </w:rPr>
+                    <w:t>GD</w:t>
+                  </w:r>
+                </w:p>
+              </w:tc>
+              <w:tc>
+                <w:tcPr>
+                  <w:tcW w:type="dxa" w:w="1920"/>
+                  <w:shd w:val="clear" w:color="auto" w:fill="FFFFFF"/>
+                  <w:tcMar>
+                    <w:top w:w="48" w:type="dxa"/>
+                    <w:bottom w:w="48" w:type="dxa"/>
+                    <w:left w:w="100" w:type="dxa"/>
+                    <w:right w:w="100" w:type="dxa"/>
+                  </w:tcMar>
+                </w:tcPr>
+                <w:p>
+                  <w:pPr>
+                    <w:spacing w:before="0" w:after="0"/>
+                    <w:jc w:val="right"/>
+                  </w:pPr>
+                  <w:r>
+                    <w:rPr>
+                      <w:b/>
+                      <w:color w:val="1E3A6E"/>
+                      <w:sz w:val="18"/>
+                    </w:rPr>
+                    <w:t>$335</w:t>
+                  </w:r>
+                </w:p>
+              </w:tc>
+            </w:tr>
+            <w:tr>
+              <w:tc>
+                <w:tcPr>
+                  <w:tcW w:type="dxa" w:w="1920"/>
+                  <w:shd w:val="clear" w:color="auto" w:fill="EDF4FC"/>
+                  <w:tcMar>
+                    <w:top w:w="48" w:type="dxa"/>
+                    <w:bottom w:w="48" w:type="dxa"/>
+                    <w:left w:w="100" w:type="dxa"/>
+                    <w:right w:w="100" w:type="dxa"/>
+                  </w:tcMar>
+                </w:tcPr>
+                <w:p>
+                  <w:pPr>
+                    <w:spacing w:before="0" w:after="0"/>
+                    <w:jc w:val="left"/>
+                  </w:pPr>
+                  <w:r>
+                    <w:rPr>
+                      <w:b w:val="0"/>
+                      <w:color w:val="1A1A2E"/>
+                      <w:sz w:val="18"/>
+                    </w:rPr>
+                    <w:t>EXG</w:t>
+                  </w:r>
+                </w:p>
+              </w:tc>
+              <w:tc>
+                <w:tcPr>
+                  <w:tcW w:type="dxa" w:w="1920"/>
+                  <w:shd w:val="clear" w:color="auto" w:fill="EDF4FC"/>
+                  <w:tcMar>
+                    <w:top w:w="48" w:type="dxa"/>
+                    <w:bottom w:w="48" w:type="dxa"/>
+                    <w:left w:w="100" w:type="dxa"/>
+                    <w:right w:w="100" w:type="dxa"/>
+                  </w:tcMar>
+                </w:tcPr>
+                <w:p>
+                  <w:pPr>
+                    <w:spacing w:before="0" w:after="0"/>
+                    <w:jc w:val="right"/>
+                  </w:pPr>
+                  <w:r>
+                    <w:rPr>
+                      <w:b/>
+                      <w:color w:val="1E3A6E"/>
+                      <w:sz w:val="18"/>
+                    </w:rPr>
+                    <w:t>$345</w:t>
+                  </w:r>
+                </w:p>
+              </w:tc>
+            </w:tr>
+          </w:tbl>
+          <w:p/>
+          <w:p>
+            <w:pPr>
+              <w:spacing w:before="0" w:after="80"/>
+            </w:pPr>
+          </w:p>
+        </w:tc>
+        <w:tc>
+          <w:tcPr>
+            <w:tcW w:type="dxa" w:w="3841"/>
+            <w:tcMar>
+              <w:top w:w="0" w:type="dxa"/>
+              <w:bottom w:w="0" w:type="dxa"/>
+              <w:left w:w="60" w:type="dxa"/>
+              <w:right w:w="60" w:type="dxa"/>
+            </w:tcMar>
+          </w:tcPr>
+          <w:p/>
+          <w:tbl>
+            <w:tblPr>
+              <w:tblW w:type="auto" w:w="0"/>
+              <w:tblLook w:firstColumn="1" w:firstRow="1" w:lastColumn="0" w:lastRow="0" w:noHBand="0" w:noVBand="1" w:val="04A0"/>
+              <w:tblBorders>
+                <w:top w:val="none"/>
+                <w:left w:val="none"/>
+                <w:bottom w:val="none"/>
+                <w:right w:val="none"/>
+                <w:insideH w:val="none"/>
+                <w:insideV w:val="none"/>
+              </w:tblBorders>
+            </w:tblPr>
+            <w:tblGrid>
+              <w:gridCol w:w="3841"/>
+            </w:tblGrid>
+            <w:tr>
+              <w:tc>
+                <w:tcPr>
+                  <w:tcW w:type="dxa" w:w="3841"/>
+                  <w:shd w:val="clear" w:color="auto" w:fill="2E6FBF"/>
+                  <w:tcMar>
+                    <w:top w:w="70" w:type="dxa"/>
+                    <w:bottom w:w="70" w:type="dxa"/>
+                    <w:left w:w="140" w:type="dxa"/>
+                    <w:right w:w="140" w:type="dxa"/>
+                  </w:tcMar>
+                </w:tcPr>
+                <w:p>
+                  <w:pPr>
+                    <w:spacing w:before="0" w:after="0"/>
+                    <w:jc w:val="left"/>
+                  </w:pPr>
+                  <w:r>
+                    <w:rPr>
+                      <w:b/>
+                      <w:color w:val="FFFFFF"/>
+                      <w:sz w:val="20"/>
+                    </w:rPr>
+                    <w:t>Liso · Doble Raya</w:t>
+                  </w:r>
+                </w:p>
+              </w:tc>
+            </w:tr>
+          </w:tbl>
+          <w:p/>
+          <w:tbl>
+            <w:tblPr>
+              <w:tblStyle w:val="TableGrid"/>
+              <w:tblW w:type="auto" w:w="0"/>
+              <w:tblLook w:firstColumn="1" w:firstRow="1" w:lastColumn="0" w:lastRow="0" w:noHBand="0" w:noVBand="1" w:val="04A0"/>
+            </w:tblPr>
+            <w:tblGrid>
+              <w:gridCol w:w="1920"/>
+              <w:gridCol w:w="1920"/>
+            </w:tblGrid>
+            <w:tr>
+              <w:tc>
+                <w:tcPr>
+                  <w:tcW w:type="dxa" w:w="1920"/>
+                  <w:shd w:val="clear" w:color="auto" w:fill="D6E8F7"/>
+                  <w:tcMar>
+                    <w:top w:w="50" w:type="dxa"/>
+                    <w:bottom w:w="50" w:type="dxa"/>
+                    <w:left w:w="100" w:type="dxa"/>
+                    <w:right w:w="100" w:type="dxa"/>
+                  </w:tcMar>
+                </w:tcPr>
+                <w:p>
+                  <w:pPr>
+                    <w:spacing w:before="0" w:after="0"/>
+                    <w:jc w:val="left"/>
+                  </w:pPr>
+                  <w:r>
+                    <w:rPr>
+                      <w:b/>
+                      <w:color w:val="2E6FBF"/>
+                      <w:sz w:val="17"/>
+                    </w:rPr>
+                    <w:t>Tallas</w:t>
+                  </w:r>
+                </w:p>
+              </w:tc>
+              <w:tc>
+                <w:tcPr>
+                  <w:tcW w:type="dxa" w:w="1920"/>
+                  <w:shd w:val="clear" w:color="auto" w:fill="D6E8F7"/>
+                  <w:tcMar>
+                    <w:top w:w="50" w:type="dxa"/>
+                    <w:bottom w:w="50" w:type="dxa"/>
+                    <w:left w:w="100" w:type="dxa"/>
+                    <w:right w:w="100" w:type="dxa"/>
+                  </w:tcMar>
+                </w:tcPr>
+                <w:p>
+                  <w:pPr>
+                    <w:spacing w:before="0" w:after="0"/>
+                    <w:jc w:val="right"/>
+                  </w:pPr>
+                  <w:r>
+                    <w:rPr>
+                      <w:b/>
+                      <w:color w:val="2E6FBF"/>
+                      <w:sz w:val="17"/>
+                    </w:rPr>
+                    <w:t>Precio</w:t>
+                  </w:r>
+                </w:p>
+              </w:tc>
+            </w:tr>
+            <w:tr>
+              <w:tc>
+                <w:tcPr>
+                  <w:tcW w:type="dxa" w:w="1920"/>
+                  <w:shd w:val="clear" w:color="auto" w:fill="FFFFFF"/>
+                  <w:tcMar>
+                    <w:top w:w="48" w:type="dxa"/>
+                    <w:bottom w:w="48" w:type="dxa"/>
+                    <w:left w:w="100" w:type="dxa"/>
+                    <w:right w:w="100" w:type="dxa"/>
+                  </w:tcMar>
+                </w:tcPr>
+                <w:p>
+                  <w:pPr>
+                    <w:spacing w:before="0" w:after="0"/>
+                    <w:jc w:val="left"/>
+                  </w:pPr>
+                  <w:r>
+                    <w:rPr>
+                      <w:b w:val="0"/>
+                      <w:color w:val="1A1A2E"/>
+                      <w:sz w:val="18"/>
+                    </w:rPr>
+                    <w:t>2, 4, 6, 8</w:t>
+                  </w:r>
+                </w:p>
+              </w:tc>
+              <w:tc>
+                <w:tcPr>
+                  <w:tcW w:type="dxa" w:w="1920"/>
+                  <w:shd w:val="clear" w:color="auto" w:fill="FFFFFF"/>
+                  <w:tcMar>
+                    <w:top w:w="48" w:type="dxa"/>
+                    <w:bottom w:w="48" w:type="dxa"/>
+                    <w:left w:w="100" w:type="dxa"/>
+                    <w:right w:w="100" w:type="dxa"/>
+                  </w:tcMar>
+                </w:tcPr>
+                <w:p>
+                  <w:pPr>
+                    <w:spacing w:before="0" w:after="0"/>
+                    <w:jc w:val="right"/>
+                  </w:pPr>
+                  <w:r>
+                    <w:rPr>
+                      <w:b/>
+                      <w:color w:val="1E3A6E"/>
+                      <w:sz w:val="18"/>
+                    </w:rPr>
+                    <w:t>$250</w:t>
+                  </w:r>
+                </w:p>
+              </w:tc>
+            </w:tr>
+            <w:tr>
+              <w:tc>
+                <w:tcPr>
+                  <w:tcW w:type="dxa" w:w="1920"/>
+                  <w:shd w:val="clear" w:color="auto" w:fill="EDF4FC"/>
+                  <w:tcMar>
+                    <w:top w:w="48" w:type="dxa"/>
+                    <w:bottom w:w="48" w:type="dxa"/>
+                    <w:left w:w="100" w:type="dxa"/>
+                    <w:right w:w="100" w:type="dxa"/>
+                  </w:tcMar>
+                </w:tcPr>
+                <w:p>
+                  <w:pPr>
+                    <w:spacing w:before="0" w:after="0"/>
+                    <w:jc w:val="left"/>
+                  </w:pPr>
+                  <w:r>
+                    <w:rPr>
+                      <w:b w:val="0"/>
+                      <w:color w:val="1A1A2E"/>
+                      <w:sz w:val="18"/>
+                    </w:rPr>
+                    <w:t>10, 12, 14, 16</w:t>
+                  </w:r>
+                </w:p>
+              </w:tc>
+              <w:tc>
+                <w:tcPr>
+                  <w:tcW w:type="dxa" w:w="1920"/>
+                  <w:shd w:val="clear" w:color="auto" w:fill="EDF4FC"/>
+                  <w:tcMar>
+                    <w:top w:w="48" w:type="dxa"/>
+                    <w:bottom w:w="48" w:type="dxa"/>
+                    <w:left w:w="100" w:type="dxa"/>
+                    <w:right w:w="100" w:type="dxa"/>
+                  </w:tcMar>
+                </w:tcPr>
+                <w:p>
+                  <w:pPr>
+                    <w:spacing w:before="0" w:after="0"/>
+                    <w:jc w:val="right"/>
+                  </w:pPr>
+                  <w:r>
+                    <w:rPr>
+                      <w:b/>
+                      <w:color w:val="1E3A6E"/>
+                      <w:sz w:val="18"/>
+                    </w:rPr>
+                    <w:t>$265</w:t>
+                  </w:r>
+                </w:p>
+              </w:tc>
+            </w:tr>
+            <w:tr>
+              <w:tc>
+                <w:tcPr>
+                  <w:tcW w:type="dxa" w:w="1920"/>
+                  <w:shd w:val="clear" w:color="auto" w:fill="FFFFFF"/>
+                  <w:tcMar>
+                    <w:top w:w="48" w:type="dxa"/>
+                    <w:bottom w:w="48" w:type="dxa"/>
+                    <w:left w:w="100" w:type="dxa"/>
+                    <w:right w:w="100" w:type="dxa"/>
+                  </w:tcMar>
+                </w:tcPr>
+                <w:p>
+                  <w:pPr>
+                    <w:spacing w:before="0" w:after="0"/>
+                    <w:jc w:val="left"/>
+                  </w:pPr>
+                  <w:r>
+                    <w:rPr>
+                      <w:b w:val="0"/>
+                      <w:color w:val="1A1A2E"/>
+                      <w:sz w:val="18"/>
+                    </w:rPr>
+                    <w:t>28, CH</w:t>
+                  </w:r>
+                </w:p>
+              </w:tc>
+              <w:tc>
+                <w:tcPr>
+                  <w:tcW w:type="dxa" w:w="1920"/>
+                  <w:shd w:val="clear" w:color="auto" w:fill="FFFFFF"/>
+                  <w:tcMar>
+                    <w:top w:w="48" w:type="dxa"/>
+                    <w:bottom w:w="48" w:type="dxa"/>
+                    <w:left w:w="100" w:type="dxa"/>
+                    <w:right w:w="100" w:type="dxa"/>
+                  </w:tcMar>
+                </w:tcPr>
+                <w:p>
+                  <w:pPr>
+                    <w:spacing w:before="0" w:after="0"/>
+                    <w:jc w:val="right"/>
+                  </w:pPr>
+                  <w:r>
+                    <w:rPr>
+                      <w:b/>
+                      <w:color w:val="1E3A6E"/>
+                      <w:sz w:val="18"/>
+                    </w:rPr>
+                    <w:t>$315</w:t>
+                  </w:r>
+                </w:p>
+              </w:tc>
+            </w:tr>
+            <w:tr>
+              <w:tc>
+                <w:tcPr>
+                  <w:tcW w:type="dxa" w:w="1920"/>
+                  <w:shd w:val="clear" w:color="auto" w:fill="EDF4FC"/>
+                  <w:tcMar>
+                    <w:top w:w="48" w:type="dxa"/>
+                    <w:bottom w:w="48" w:type="dxa"/>
+                    <w:left w:w="100" w:type="dxa"/>
+                    <w:right w:w="100" w:type="dxa"/>
+                  </w:tcMar>
+                </w:tcPr>
+                <w:p>
+                  <w:pPr>
+                    <w:spacing w:before="0" w:after="0"/>
+                    <w:jc w:val="left"/>
+                  </w:pPr>
+                  <w:r>
+                    <w:rPr>
+                      <w:b w:val="0"/>
+                      <w:color w:val="1A1A2E"/>
+                      <w:sz w:val="18"/>
+                    </w:rPr>
+                    <w:t>MD</w:t>
+                  </w:r>
+                </w:p>
+              </w:tc>
+              <w:tc>
+                <w:tcPr>
+                  <w:tcW w:type="dxa" w:w="1920"/>
+                  <w:shd w:val="clear" w:color="auto" w:fill="EDF4FC"/>
+                  <w:tcMar>
+                    <w:top w:w="48" w:type="dxa"/>
+                    <w:bottom w:w="48" w:type="dxa"/>
+                    <w:left w:w="100" w:type="dxa"/>
+                    <w:right w:w="100" w:type="dxa"/>
+                  </w:tcMar>
+                </w:tcPr>
+                <w:p>
+                  <w:pPr>
+                    <w:spacing w:before="0" w:after="0"/>
+                    <w:jc w:val="right"/>
+                  </w:pPr>
+                  <w:r>
+                    <w:rPr>
+                      <w:b/>
+                      <w:color w:val="1E3A6E"/>
+                      <w:sz w:val="18"/>
+                    </w:rPr>
+                    <w:t>$325</w:t>
+                  </w:r>
+                </w:p>
+              </w:tc>
+            </w:tr>
+            <w:tr>
+              <w:tc>
+                <w:tcPr>
+                  <w:tcW w:type="dxa" w:w="1920"/>
+                  <w:shd w:val="clear" w:color="auto" w:fill="FFFFFF"/>
+                  <w:tcMar>
+                    <w:top w:w="48" w:type="dxa"/>
+                    <w:bottom w:w="48" w:type="dxa"/>
+                    <w:left w:w="100" w:type="dxa"/>
+                    <w:right w:w="100" w:type="dxa"/>
+                  </w:tcMar>
+                </w:tcPr>
+                <w:p>
+                  <w:pPr>
+                    <w:spacing w:before="0" w:after="0"/>
+                    <w:jc w:val="left"/>
+                  </w:pPr>
+                  <w:r>
+                    <w:rPr>
+                      <w:b w:val="0"/>
+                      <w:color w:val="1A1A2E"/>
+                      <w:sz w:val="18"/>
+                    </w:rPr>
+                    <w:t>GD</w:t>
+                  </w:r>
+                </w:p>
+              </w:tc>
+              <w:tc>
+                <w:tcPr>
+                  <w:tcW w:type="dxa" w:w="1920"/>
+                  <w:shd w:val="clear" w:color="auto" w:fill="FFFFFF"/>
+                  <w:tcMar>
+                    <w:top w:w="48" w:type="dxa"/>
+                    <w:bottom w:w="48" w:type="dxa"/>
+                    <w:left w:w="100" w:type="dxa"/>
+                    <w:right w:w="100" w:type="dxa"/>
+                  </w:tcMar>
+                </w:tcPr>
+                <w:p>
+                  <w:pPr>
+                    <w:spacing w:before="0" w:after="0"/>
+                    <w:jc w:val="right"/>
+                  </w:pPr>
+                  <w:r>
+                    <w:rPr>
+                      <w:b/>
+                      <w:color w:val="1E3A6E"/>
+                      <w:sz w:val="18"/>
+                    </w:rPr>
+                    <w:t>$335</w:t>
+                  </w:r>
+                </w:p>
+              </w:tc>
+            </w:tr>
+            <w:tr>
+              <w:tc>
+                <w:tcPr>
+                  <w:tcW w:type="dxa" w:w="1920"/>
+                  <w:shd w:val="clear" w:color="auto" w:fill="EDF4FC"/>
+                  <w:tcMar>
+                    <w:top w:w="48" w:type="dxa"/>
+                    <w:bottom w:w="48" w:type="dxa"/>
+                    <w:left w:w="100" w:type="dxa"/>
+                    <w:right w:w="100" w:type="dxa"/>
+                  </w:tcMar>
+                </w:tcPr>
+                <w:p>
+                  <w:pPr>
+                    <w:spacing w:before="0" w:after="0"/>
+                    <w:jc w:val="left"/>
+                  </w:pPr>
+                  <w:r>
+                    <w:rPr>
+                      <w:b w:val="0"/>
+                      <w:color w:val="1A1A2E"/>
+                      <w:sz w:val="18"/>
+                    </w:rPr>
+                    <w:t>EXG</w:t>
+                  </w:r>
+                </w:p>
+              </w:tc>
+              <w:tc>
+                <w:tcPr>
+                  <w:tcW w:type="dxa" w:w="1920"/>
+                  <w:shd w:val="clear" w:color="auto" w:fill="EDF4FC"/>
+                  <w:tcMar>
+                    <w:top w:w="48" w:type="dxa"/>
+                    <w:bottom w:w="48" w:type="dxa"/>
+                    <w:left w:w="100" w:type="dxa"/>
+                    <w:right w:w="100" w:type="dxa"/>
+                  </w:tcMar>
+                </w:tcPr>
+                <w:p>
+                  <w:pPr>
+                    <w:spacing w:before="0" w:after="0"/>
+                    <w:jc w:val="right"/>
+                  </w:pPr>
+                  <w:r>
+                    <w:rPr>
+                      <w:b/>
+                      <w:color w:val="1E3A6E"/>
+                      <w:sz w:val="18"/>
+                    </w:rPr>
+                    <w:t>$345</w:t>
+                  </w:r>
+                </w:p>
+              </w:tc>
+            </w:tr>
+          </w:tbl>
+          <w:p/>
+          <w:p>
+            <w:pPr>
+              <w:spacing w:before="0" w:after="80"/>
+            </w:pPr>
+          </w:p>
+        </w:tc>
+        <w:tc>
+          <w:tcPr>
+            <w:tcW w:type="dxa" w:w="3841"/>
+            <w:tcMar>
+              <w:top w:w="0" w:type="dxa"/>
+              <w:bottom w:w="0" w:type="dxa"/>
+              <w:left w:w="60" w:type="dxa"/>
+              <w:right w:w="60" w:type="dxa"/>
+            </w:tcMar>
+          </w:tcPr>
+          <w:p/>
+          <w:tbl>
+            <w:tblPr>
+              <w:tblW w:type="auto" w:w="0"/>
+              <w:tblLook w:firstColumn="1" w:firstRow="1" w:lastColumn="0" w:lastRow="0" w:noHBand="0" w:noVBand="1" w:val="04A0"/>
+              <w:tblBorders>
+                <w:top w:val="none"/>
+                <w:left w:val="none"/>
+                <w:bottom w:val="none"/>
+                <w:right w:val="none"/>
+                <w:insideH w:val="none"/>
+                <w:insideV w:val="none"/>
+              </w:tblBorders>
+            </w:tblPr>
+            <w:tblGrid>
+              <w:gridCol w:w="3841"/>
+            </w:tblGrid>
+            <w:tr>
+              <w:tc>
+                <w:tcPr>
+                  <w:tcW w:type="dxa" w:w="3841"/>
+                  <w:shd w:val="clear" w:color="auto" w:fill="2E6FBF"/>
+                  <w:tcMar>
+                    <w:top w:w="70" w:type="dxa"/>
+                    <w:bottom w:w="70" w:type="dxa"/>
+                    <w:left w:w="140" w:type="dxa"/>
+                    <w:right w:w="140" w:type="dxa"/>
+                  </w:tcMar>
+                </w:tcPr>
+                <w:p>
+                  <w:pPr>
+                    <w:spacing w:before="0" w:after="0"/>
+                    <w:jc w:val="left"/>
+                  </w:pPr>
+                  <w:r>
+                    <w:rPr>
+                      <w:b/>
+                      <w:color w:val="FFFFFF"/>
+                      <w:sz w:val="20"/>
+                    </w:rPr>
+                    <w:t>Punto · todos los colores</w:t>
+                  </w:r>
+                </w:p>
+              </w:tc>
+            </w:tr>
+          </w:tbl>
+          <w:p/>
+          <w:tbl>
+            <w:tblPr>
+              <w:tblStyle w:val="TableGrid"/>
+              <w:tblW w:type="auto" w:w="0"/>
+              <w:tblLook w:firstColumn="1" w:firstRow="1" w:lastColumn="0" w:lastRow="0" w:noHBand="0" w:noVBand="1" w:val="04A0"/>
+            </w:tblPr>
+            <w:tblGrid>
+              <w:gridCol w:w="1920"/>
+              <w:gridCol w:w="1920"/>
+            </w:tblGrid>
+            <w:tr>
+              <w:tc>
+                <w:tcPr>
+                  <w:tcW w:type="dxa" w:w="1920"/>
+                  <w:shd w:val="clear" w:color="auto" w:fill="D6E8F7"/>
+                  <w:tcMar>
+                    <w:top w:w="50" w:type="dxa"/>
+                    <w:bottom w:w="50" w:type="dxa"/>
+                    <w:left w:w="100" w:type="dxa"/>
+                    <w:right w:w="100" w:type="dxa"/>
+                  </w:tcMar>
+                </w:tcPr>
+                <w:p>
+                  <w:pPr>
+                    <w:spacing w:before="0" w:after="0"/>
+                    <w:jc w:val="left"/>
+                  </w:pPr>
+                  <w:r>
+                    <w:rPr>
+                      <w:b/>
+                      <w:color w:val="2E6FBF"/>
+                      <w:sz w:val="17"/>
+                    </w:rPr>
+                    <w:t>Tallas</w:t>
+                  </w:r>
+                </w:p>
+              </w:tc>
+              <w:tc>
+                <w:tcPr>
+                  <w:tcW w:type="dxa" w:w="1920"/>
+                  <w:shd w:val="clear" w:color="auto" w:fill="D6E8F7"/>
+                  <w:tcMar>
+                    <w:top w:w="50" w:type="dxa"/>
+                    <w:bottom w:w="50" w:type="dxa"/>
+                    <w:left w:w="100" w:type="dxa"/>
+                    <w:right w:w="100" w:type="dxa"/>
+                  </w:tcMar>
+                </w:tcPr>
+                <w:p>
+                  <w:pPr>
+                    <w:spacing w:before="0" w:after="0"/>
+                    <w:jc w:val="right"/>
+                  </w:pPr>
+                  <w:r>
+                    <w:rPr>
+                      <w:b/>
+                      <w:color w:val="2E6FBF"/>
+                      <w:sz w:val="17"/>
+                    </w:rPr>
+                    <w:t>Precio</w:t>
+                  </w:r>
+                </w:p>
+              </w:tc>
+            </w:tr>
+            <w:tr>
+              <w:tc>
+                <w:tcPr>
+                  <w:tcW w:type="dxa" w:w="1920"/>
+                  <w:shd w:val="clear" w:color="auto" w:fill="FFFFFF"/>
+                  <w:tcMar>
+                    <w:top w:w="48" w:type="dxa"/>
+                    <w:bottom w:w="48" w:type="dxa"/>
+                    <w:left w:w="100" w:type="dxa"/>
+                    <w:right w:w="100" w:type="dxa"/>
+                  </w:tcMar>
+                </w:tcPr>
+                <w:p>
+                  <w:pPr>
+                    <w:spacing w:before="0" w:after="0"/>
+                    <w:jc w:val="left"/>
+                  </w:pPr>
+                  <w:r>
+                    <w:rPr>
+                      <w:b w:val="0"/>
+                      <w:color w:val="1A1A2E"/>
+                      <w:sz w:val="18"/>
+                    </w:rPr>
+                    <w:t>2, 4, 6, 8</w:t>
+                  </w:r>
+                </w:p>
+              </w:tc>
+              <w:tc>
+                <w:tcPr>
+                  <w:tcW w:type="dxa" w:w="1920"/>
+                  <w:shd w:val="clear" w:color="auto" w:fill="FFFFFF"/>
+                  <w:tcMar>
+                    <w:top w:w="48" w:type="dxa"/>
+                    <w:bottom w:w="48" w:type="dxa"/>
+                    <w:left w:w="100" w:type="dxa"/>
+                    <w:right w:w="100" w:type="dxa"/>
+                  </w:tcMar>
+                </w:tcPr>
+                <w:p>
+                  <w:pPr>
+                    <w:spacing w:before="0" w:after="0"/>
+                    <w:jc w:val="right"/>
+                  </w:pPr>
+                  <w:r>
+                    <w:rPr>
+                      <w:b/>
+                      <w:color w:val="1E3A6E"/>
+                      <w:sz w:val="18"/>
+                    </w:rPr>
+                    <w:t>$475</w:t>
+                  </w:r>
+                </w:p>
+              </w:tc>
+            </w:tr>
+            <w:tr>
+              <w:tc>
+                <w:tcPr>
+                  <w:tcW w:type="dxa" w:w="1920"/>
+                  <w:shd w:val="clear" w:color="auto" w:fill="EDF4FC"/>
+                  <w:tcMar>
+                    <w:top w:w="48" w:type="dxa"/>
+                    <w:bottom w:w="48" w:type="dxa"/>
+                    <w:left w:w="100" w:type="dxa"/>
+                    <w:right w:w="100" w:type="dxa"/>
+                  </w:tcMar>
+                </w:tcPr>
+                <w:p>
+                  <w:pPr>
+                    <w:spacing w:before="0" w:after="0"/>
+                    <w:jc w:val="left"/>
+                  </w:pPr>
+                  <w:r>
+                    <w:rPr>
+                      <w:b w:val="0"/>
+                      <w:color w:val="1A1A2E"/>
+                      <w:sz w:val="18"/>
+                    </w:rPr>
+                    <w:t>10, 12, 14, 16</w:t>
+                  </w:r>
+                </w:p>
+              </w:tc>
+              <w:tc>
+                <w:tcPr>
+                  <w:tcW w:type="dxa" w:w="1920"/>
+                  <w:shd w:val="clear" w:color="auto" w:fill="EDF4FC"/>
+                  <w:tcMar>
+                    <w:top w:w="48" w:type="dxa"/>
+                    <w:bottom w:w="48" w:type="dxa"/>
+                    <w:left w:w="100" w:type="dxa"/>
+                    <w:right w:w="100" w:type="dxa"/>
+                  </w:tcMar>
+                </w:tcPr>
+                <w:p>
+                  <w:pPr>
+                    <w:spacing w:before="0" w:after="0"/>
+                    <w:jc w:val="right"/>
+                  </w:pPr>
+                  <w:r>
+                    <w:rPr>
+                      <w:b/>
+                      <w:color w:val="1E3A6E"/>
+                      <w:sz w:val="18"/>
+                    </w:rPr>
+                    <w:t>$495</w:t>
+                  </w:r>
+                </w:p>
+              </w:tc>
+            </w:tr>
+            <w:tr>
+              <w:tc>
+                <w:tcPr>
+                  <w:tcW w:type="dxa" w:w="1920"/>
+                  <w:shd w:val="clear" w:color="auto" w:fill="FFFFFF"/>
+                  <w:tcMar>
+                    <w:top w:w="48" w:type="dxa"/>
+                    <w:bottom w:w="48" w:type="dxa"/>
+                    <w:left w:w="100" w:type="dxa"/>
+                    <w:right w:w="100" w:type="dxa"/>
+                  </w:tcMar>
+                </w:tcPr>
+                <w:p>
+                  <w:pPr>
+                    <w:spacing w:before="0" w:after="0"/>
+                    <w:jc w:val="left"/>
+                  </w:pPr>
+                  <w:r>
+                    <w:rPr>
+                      <w:b w:val="0"/>
+                      <w:color w:val="1A1A2E"/>
+                      <w:sz w:val="18"/>
+                    </w:rPr>
+                    <w:t>28, CH</w:t>
+                  </w:r>
+                </w:p>
+              </w:tc>
+              <w:tc>
+                <w:tcPr>
+                  <w:tcW w:type="dxa" w:w="1920"/>
+                  <w:shd w:val="clear" w:color="auto" w:fill="FFFFFF"/>
+                  <w:tcMar>
+                    <w:top w:w="48" w:type="dxa"/>
+                    <w:bottom w:w="48" w:type="dxa"/>
+                    <w:left w:w="100" w:type="dxa"/>
+                    <w:right w:w="100" w:type="dxa"/>
+                  </w:tcMar>
+                </w:tcPr>
+                <w:p>
+                  <w:pPr>
+                    <w:spacing w:before="0" w:after="0"/>
+                    <w:jc w:val="right"/>
+                  </w:pPr>
+                  <w:r>
+                    <w:rPr>
+                      <w:b/>
+                      <w:color w:val="1E3A6E"/>
+                      <w:sz w:val="18"/>
+                    </w:rPr>
+                    <w:t>$525</w:t>
+                  </w:r>
+                </w:p>
+              </w:tc>
+            </w:tr>
+            <w:tr>
+              <w:tc>
+                <w:tcPr>
+                  <w:tcW w:type="dxa" w:w="1920"/>
+                  <w:shd w:val="clear" w:color="auto" w:fill="EDF4FC"/>
+                  <w:tcMar>
+                    <w:top w:w="48" w:type="dxa"/>
+                    <w:bottom w:w="48" w:type="dxa"/>
+                    <w:left w:w="100" w:type="dxa"/>
+                    <w:right w:w="100" w:type="dxa"/>
+                  </w:tcMar>
+                </w:tcPr>
+                <w:p>
+                  <w:pPr>
+                    <w:spacing w:before="0" w:after="0"/>
+                    <w:jc w:val="left"/>
+                  </w:pPr>
+                  <w:r>
+                    <w:rPr>
+                      <w:b w:val="0"/>
+                      <w:color w:val="1A1A2E"/>
+                      <w:sz w:val="18"/>
+                    </w:rPr>
+                    <w:t>MD</w:t>
+                  </w:r>
+                </w:p>
+              </w:tc>
+              <w:tc>
+                <w:tcPr>
+                  <w:tcW w:type="dxa" w:w="1920"/>
+                  <w:shd w:val="clear" w:color="auto" w:fill="EDF4FC"/>
+                  <w:tcMar>
+                    <w:top w:w="48" w:type="dxa"/>
+                    <w:bottom w:w="48" w:type="dxa"/>
+                    <w:left w:w="100" w:type="dxa"/>
+                    <w:right w:w="100" w:type="dxa"/>
+                  </w:tcMar>
+                </w:tcPr>
+                <w:p>
+                  <w:pPr>
+                    <w:spacing w:before="0" w:after="0"/>
+                    <w:jc w:val="right"/>
+                  </w:pPr>
+                  <w:r>
+                    <w:rPr>
+                      <w:b/>
+                      <w:color w:val="1E3A6E"/>
+                      <w:sz w:val="18"/>
+                    </w:rPr>
+                    <w:t>$535</w:t>
+                  </w:r>
+                </w:p>
+              </w:tc>
+            </w:tr>
+            <w:tr>
+              <w:tc>
+                <w:tcPr>
+                  <w:tcW w:type="dxa" w:w="1920"/>
+                  <w:shd w:val="clear" w:color="auto" w:fill="FFFFFF"/>
+                  <w:tcMar>
+                    <w:top w:w="48" w:type="dxa"/>
+                    <w:bottom w:w="48" w:type="dxa"/>
+                    <w:left w:w="100" w:type="dxa"/>
+                    <w:right w:w="100" w:type="dxa"/>
+                  </w:tcMar>
+                </w:tcPr>
+                <w:p>
+                  <w:pPr>
+                    <w:spacing w:before="0" w:after="0"/>
+                    <w:jc w:val="left"/>
+                  </w:pPr>
+                  <w:r>
+                    <w:rPr>
+                      <w:b w:val="0"/>
+                      <w:color w:val="1A1A2E"/>
+                      <w:sz w:val="18"/>
+                    </w:rPr>
+                    <w:t>GD</w:t>
+                  </w:r>
+                </w:p>
+              </w:tc>
+              <w:tc>
+                <w:tcPr>
+                  <w:tcW w:type="dxa" w:w="1920"/>
+                  <w:shd w:val="clear" w:color="auto" w:fill="FFFFFF"/>
+                  <w:tcMar>
+                    <w:top w:w="48" w:type="dxa"/>
+                    <w:bottom w:w="48" w:type="dxa"/>
+                    <w:left w:w="100" w:type="dxa"/>
+                    <w:right w:w="100" w:type="dxa"/>
+                  </w:tcMar>
+                </w:tcPr>
+                <w:p>
+                  <w:pPr>
+                    <w:spacing w:before="0" w:after="0"/>
+                    <w:jc w:val="right"/>
+                  </w:pPr>
+                  <w:r>
+                    <w:rPr>
+                      <w:b/>
+                      <w:color w:val="1E3A6E"/>
+                      <w:sz w:val="18"/>
+                    </w:rPr>
+                    <w:t>$545</w:t>
+                  </w:r>
+                </w:p>
+              </w:tc>
+            </w:tr>
+            <w:tr>
+              <w:tc>
+                <w:tcPr>
+                  <w:tcW w:type="dxa" w:w="1920"/>
+                  <w:shd w:val="clear" w:color="auto" w:fill="EDF4FC"/>
+                  <w:tcMar>
+                    <w:top w:w="48" w:type="dxa"/>
+                    <w:bottom w:w="48" w:type="dxa"/>
+                    <w:left w:w="100" w:type="dxa"/>
+                    <w:right w:w="100" w:type="dxa"/>
+                  </w:tcMar>
+                </w:tcPr>
+                <w:p>
+                  <w:pPr>
+                    <w:spacing w:before="0" w:after="0"/>
+                    <w:jc w:val="left"/>
+                  </w:pPr>
+                  <w:r>
+                    <w:rPr>
+                      <w:b w:val="0"/>
+                      <w:color w:val="1A1A2E"/>
+                      <w:sz w:val="18"/>
+                    </w:rPr>
+                    <w:t>EXG</w:t>
+                  </w:r>
+                </w:p>
+              </w:tc>
+              <w:tc>
+                <w:tcPr>
+                  <w:tcW w:type="dxa" w:w="1920"/>
+                  <w:shd w:val="clear" w:color="auto" w:fill="EDF4FC"/>
+                  <w:tcMar>
+                    <w:top w:w="48" w:type="dxa"/>
+                    <w:bottom w:w="48" w:type="dxa"/>
+                    <w:left w:w="100" w:type="dxa"/>
+                    <w:right w:w="100" w:type="dxa"/>
+                  </w:tcMar>
+                </w:tcPr>
+                <w:p>
+                  <w:pPr>
+                    <w:spacing w:before="0" w:after="0"/>
+                    <w:jc w:val="right"/>
+                  </w:pPr>
+                  <w:r>
+                    <w:rPr>
+                      <w:b/>
+                      <w:color w:val="1E3A6E"/>
+                      <w:sz w:val="18"/>
+                    </w:rPr>
+                    <w:t>$555</w:t>
+                  </w:r>
+                </w:p>
+              </w:tc>
+            </w:tr>
+          </w:tbl>
+          <w:p/>
+          <w:p>
+            <w:pPr>
+              <w:spacing w:before="0" w:after="80"/>
+            </w:pPr>
+          </w:p>
+        </w:tc>
+        <w:tc>
+          <w:tcPr>
+            <w:tcW w:type="dxa" w:w="3841"/>
+            <w:tcMar>
+              <w:top w:w="0" w:type="dxa"/>
+              <w:bottom w:w="0" w:type="dxa"/>
+              <w:left w:w="60" w:type="dxa"/>
+              <w:right w:w="60" w:type="dxa"/>
+            </w:tcMar>
+          </w:tcPr>
+          <w:p/>
+          <w:tbl>
+            <w:tblPr>
+              <w:tblW w:type="auto" w:w="0"/>
+              <w:tblLook w:firstColumn="1" w:firstRow="1" w:lastColumn="0" w:lastRow="0" w:noHBand="0" w:noVBand="1" w:val="04A0"/>
+              <w:tblBorders>
+                <w:top w:val="none"/>
+                <w:left w:val="none"/>
+                <w:bottom w:val="none"/>
+                <w:right w:val="none"/>
+                <w:insideH w:val="none"/>
+                <w:insideV w:val="none"/>
+              </w:tblBorders>
+            </w:tblPr>
+            <w:tblGrid>
+              <w:gridCol w:w="3841"/>
+            </w:tblGrid>
+            <w:tr>
+              <w:tc>
+                <w:tcPr>
+                  <w:tcW w:type="dxa" w:w="3841"/>
+                  <w:shd w:val="clear" w:color="auto" w:fill="2E6FBF"/>
+                  <w:tcMar>
+                    <w:top w:w="70" w:type="dxa"/>
+                    <w:bottom w:w="70" w:type="dxa"/>
+                    <w:left w:w="140" w:type="dxa"/>
+                    <w:right w:w="140" w:type="dxa"/>
+                  </w:tcMar>
+                </w:tcPr>
+                <w:p>
+                  <w:pPr>
+                    <w:spacing w:before="0" w:after="0"/>
+                    <w:jc w:val="left"/>
+                  </w:pPr>
+                  <w:r>
+                    <w:rPr>
+                      <w:b/>
+                      <w:color w:val="FFFFFF"/>
+                      <w:sz w:val="20"/>
+                    </w:rPr>
+                    <w:t>Algodón Azul Marino</w:t>
+                  </w:r>
+                </w:p>
+              </w:tc>
+            </w:tr>
+          </w:tbl>
+          <w:p/>
+          <w:tbl>
+            <w:tblPr>
+              <w:tblStyle w:val="TableGrid"/>
+              <w:tblW w:type="auto" w:w="0"/>
+              <w:tblLook w:firstColumn="1" w:firstRow="1" w:lastColumn="0" w:lastRow="0" w:noHBand="0" w:noVBand="1" w:val="04A0"/>
+            </w:tblPr>
+            <w:tblGrid>
+              <w:gridCol w:w="1920"/>
+              <w:gridCol w:w="1920"/>
+            </w:tblGrid>
+            <w:tr>
+              <w:tc>
+                <w:tcPr>
+                  <w:tcW w:type="dxa" w:w="1920"/>
+                  <w:shd w:val="clear" w:color="auto" w:fill="D6E8F7"/>
+                  <w:tcMar>
+                    <w:top w:w="50" w:type="dxa"/>
+                    <w:bottom w:w="50" w:type="dxa"/>
+                    <w:left w:w="100" w:type="dxa"/>
+                    <w:right w:w="100" w:type="dxa"/>
+                  </w:tcMar>
+                </w:tcPr>
+                <w:p>
+                  <w:pPr>
+                    <w:spacing w:before="0" w:after="0"/>
+                    <w:jc w:val="left"/>
+                  </w:pPr>
+                  <w:r>
+                    <w:rPr>
+                      <w:b/>
+                      <w:color w:val="2E6FBF"/>
+                      <w:sz w:val="17"/>
+                    </w:rPr>
+                    <w:t>Tallas</w:t>
+                  </w:r>
+                </w:p>
+              </w:tc>
+              <w:tc>
+                <w:tcPr>
+                  <w:tcW w:type="dxa" w:w="1920"/>
+                  <w:shd w:val="clear" w:color="auto" w:fill="D6E8F7"/>
+                  <w:tcMar>
+                    <w:top w:w="50" w:type="dxa"/>
+                    <w:bottom w:w="50" w:type="dxa"/>
+                    <w:left w:w="100" w:type="dxa"/>
+                    <w:right w:w="100" w:type="dxa"/>
+                  </w:tcMar>
+                </w:tcPr>
+                <w:p>
+                  <w:pPr>
+                    <w:spacing w:before="0" w:after="0"/>
+                    <w:jc w:val="right"/>
+                  </w:pPr>
+                  <w:r>
+                    <w:rPr>
+                      <w:b/>
+                      <w:color w:val="2E6FBF"/>
+                      <w:sz w:val="17"/>
+                    </w:rPr>
+                    <w:t>Precio</w:t>
+                  </w:r>
+                </w:p>
+              </w:tc>
+            </w:tr>
+            <w:tr>
+              <w:tc>
+                <w:tcPr>
+                  <w:tcW w:type="dxa" w:w="1920"/>
+                  <w:shd w:val="clear" w:color="auto" w:fill="FFFFFF"/>
+                  <w:tcMar>
+                    <w:top w:w="48" w:type="dxa"/>
+                    <w:bottom w:w="48" w:type="dxa"/>
+                    <w:left w:w="100" w:type="dxa"/>
+                    <w:right w:w="100" w:type="dxa"/>
+                  </w:tcMar>
+                </w:tcPr>
+                <w:p>
+                  <w:pPr>
+                    <w:spacing w:before="0" w:after="0"/>
+                    <w:jc w:val="left"/>
+                  </w:pPr>
+                  <w:r>
+                    <w:rPr>
+                      <w:b w:val="0"/>
+                      <w:color w:val="1A1A2E"/>
+                      <w:sz w:val="18"/>
+                    </w:rPr>
+                    <w:t>4, 6, 8</w:t>
+                  </w:r>
+                </w:p>
+              </w:tc>
+              <w:tc>
+                <w:tcPr>
+                  <w:tcW w:type="dxa" w:w="1920"/>
+                  <w:shd w:val="clear" w:color="auto" w:fill="FFFFFF"/>
+                  <w:tcMar>
+                    <w:top w:w="48" w:type="dxa"/>
+                    <w:bottom w:w="48" w:type="dxa"/>
+                    <w:left w:w="100" w:type="dxa"/>
+                    <w:right w:w="100" w:type="dxa"/>
+                  </w:tcMar>
+                </w:tcPr>
+                <w:p>
+                  <w:pPr>
+                    <w:spacing w:before="0" w:after="0"/>
+                    <w:jc w:val="right"/>
+                  </w:pPr>
+                  <w:r>
+                    <w:rPr>
+                      <w:b/>
+                      <w:color w:val="1E3A6E"/>
+                      <w:sz w:val="18"/>
+                    </w:rPr>
+                    <w:t>$260</w:t>
+                  </w:r>
+                </w:p>
+              </w:tc>
+            </w:tr>
+            <w:tr>
+              <w:tc>
+                <w:tcPr>
+                  <w:tcW w:type="dxa" w:w="1920"/>
+                  <w:shd w:val="clear" w:color="auto" w:fill="EDF4FC"/>
+                  <w:tcMar>
+                    <w:top w:w="48" w:type="dxa"/>
+                    <w:bottom w:w="48" w:type="dxa"/>
+                    <w:left w:w="100" w:type="dxa"/>
+                    <w:right w:w="100" w:type="dxa"/>
+                  </w:tcMar>
+                </w:tcPr>
+                <w:p>
+                  <w:pPr>
+                    <w:spacing w:before="0" w:after="0"/>
+                    <w:jc w:val="left"/>
+                  </w:pPr>
+                  <w:r>
+                    <w:rPr>
+                      <w:b w:val="0"/>
+                      <w:color w:val="1A1A2E"/>
+                      <w:sz w:val="18"/>
+                    </w:rPr>
+                    <w:t>10, 12</w:t>
+                  </w:r>
+                </w:p>
+              </w:tc>
+              <w:tc>
+                <w:tcPr>
+                  <w:tcW w:type="dxa" w:w="1920"/>
+                  <w:shd w:val="clear" w:color="auto" w:fill="EDF4FC"/>
+                  <w:tcMar>
+                    <w:top w:w="48" w:type="dxa"/>
+                    <w:bottom w:w="48" w:type="dxa"/>
+                    <w:left w:w="100" w:type="dxa"/>
+                    <w:right w:w="100" w:type="dxa"/>
+                  </w:tcMar>
+                </w:tcPr>
+                <w:p>
+                  <w:pPr>
+                    <w:spacing w:before="0" w:after="0"/>
+                    <w:jc w:val="right"/>
+                  </w:pPr>
+                  <w:r>
+                    <w:rPr>
+                      <w:b/>
+                      <w:color w:val="1E3A6E"/>
+                      <w:sz w:val="18"/>
+                    </w:rPr>
+                    <w:t>$265</w:t>
+                  </w:r>
+                </w:p>
+              </w:tc>
+            </w:tr>
+            <w:tr>
+              <w:tc>
+                <w:tcPr>
+                  <w:tcW w:type="dxa" w:w="1920"/>
+                  <w:shd w:val="clear" w:color="auto" w:fill="FFFFFF"/>
+                  <w:tcMar>
+                    <w:top w:w="48" w:type="dxa"/>
+                    <w:bottom w:w="48" w:type="dxa"/>
+                    <w:left w:w="100" w:type="dxa"/>
+                    <w:right w:w="100" w:type="dxa"/>
+                  </w:tcMar>
+                </w:tcPr>
+                <w:p>
+                  <w:pPr>
+                    <w:spacing w:before="0" w:after="0"/>
+                    <w:jc w:val="left"/>
+                  </w:pPr>
+                  <w:r>
+                    <w:rPr>
+                      <w:b w:val="0"/>
+                      <w:color w:val="1A1A2E"/>
+                      <w:sz w:val="18"/>
+                    </w:rPr>
+                    <w:t>14, 16</w:t>
+                  </w:r>
+                </w:p>
+              </w:tc>
+              <w:tc>
+                <w:tcPr>
+                  <w:tcW w:type="dxa" w:w="1920"/>
+                  <w:shd w:val="clear" w:color="auto" w:fill="FFFFFF"/>
+                  <w:tcMar>
+                    <w:top w:w="48" w:type="dxa"/>
+                    <w:bottom w:w="48" w:type="dxa"/>
+                    <w:left w:w="100" w:type="dxa"/>
+                    <w:right w:w="100" w:type="dxa"/>
+                  </w:tcMar>
+                </w:tcPr>
+                <w:p>
+                  <w:pPr>
+                    <w:spacing w:before="0" w:after="0"/>
+                    <w:jc w:val="right"/>
+                  </w:pPr>
+                  <w:r>
+                    <w:rPr>
+                      <w:b/>
+                      <w:color w:val="1E3A6E"/>
+                      <w:sz w:val="18"/>
+                    </w:rPr>
+                    <w:t>$275</w:t>
+                  </w:r>
+                </w:p>
+              </w:tc>
+            </w:tr>
+          </w:tbl>
+          <w:p/>
+          <w:p>
+            <w:pPr>
+              <w:spacing w:before="0" w:after="80"/>
+            </w:pPr>
+          </w:p>
+        </w:tc>
+      </w:tr>
+    </w:tbl>
+    <w:p>
+      <w:pPr>
+        <w:spacing w:before="0" w:after="120"/>
+      </w:pPr>
+    </w:p>
+    <w:tbl>
+      <w:tblPr>
+        <w:tblW w:type="auto" w:w="0"/>
+        <w:tblLook w:firstColumn="1" w:firstRow="1" w:lastColumn="0" w:lastRow="0" w:noHBand="0" w:noVBand="1" w:val="04A0"/>
+        <w:jc w:val="center"/>
+        <w:tblBorders>
+          <w:top w:val="none"/>
+          <w:left w:val="none"/>
+          <w:bottom w:val="none"/>
+          <w:right w:val="none"/>
+          <w:insideH w:val="none"/>
+          <w:insideV w:val="none"/>
+        </w:tblBorders>
+      </w:tblPr>
+      <w:tblGrid>
+        <w:gridCol w:w="3841"/>
+        <w:gridCol w:w="3841"/>
+        <w:gridCol w:w="3841"/>
+        <w:gridCol w:w="3841"/>
+      </w:tblGrid>
+      <w:tr>
+        <w:tc>
+          <w:tcPr>
+            <w:tcW w:type="dxa" w:w="3841"/>
+            <w:tcMar>
+              <w:top w:w="0" w:type="dxa"/>
+              <w:bottom w:w="0" w:type="dxa"/>
+              <w:left w:w="60" w:type="dxa"/>
+              <w:right w:w="60" w:type="dxa"/>
+            </w:tcMar>
+          </w:tcPr>
+          <w:p/>
+          <w:tbl>
+            <w:tblPr>
+              <w:tblW w:type="auto" w:w="0"/>
+              <w:tblLook w:firstColumn="1" w:firstRow="1" w:lastColumn="0" w:lastRow="0" w:noHBand="0" w:noVBand="1" w:val="04A0"/>
+              <w:tblBorders>
+                <w:top w:val="none"/>
+                <w:left w:val="none"/>
+                <w:bottom w:val="none"/>
+                <w:right w:val="none"/>
+                <w:insideH w:val="none"/>
+                <w:insideV w:val="none"/>
+              </w:tblBorders>
+            </w:tblPr>
+            <w:tblGrid>
+              <w:gridCol w:w="3841"/>
+            </w:tblGrid>
+            <w:tr>
+              <w:tc>
+                <w:tcPr>
+                  <w:tcW w:type="dxa" w:w="3841"/>
+                  <w:shd w:val="clear" w:color="auto" w:fill="2E6FBF"/>
+                  <w:tcMar>
+                    <w:top w:w="70" w:type="dxa"/>
+                    <w:bottom w:w="70" w:type="dxa"/>
+                    <w:left w:w="140" w:type="dxa"/>
+                    <w:right w:w="140" w:type="dxa"/>
+                  </w:tcMar>
+                </w:tcPr>
+                <w:p>
+                  <w:pPr>
+                    <w:spacing w:before="0" w:after="0"/>
+                    <w:jc w:val="left"/>
+                  </w:pPr>
+                  <w:r>
+                    <w:rPr>
+                      <w:b/>
+                      <w:color w:val="FFFFFF"/>
+                      <w:sz w:val="20"/>
+                    </w:rPr>
+                    <w:t>Deportivo Preescolar</w:t>
                   </w:r>
                 </w:p>
               </w:tc>
@@ -297,7 +1975,7 @@
                       <w:color w:val="1E3A6E"/>
                       <w:sz w:val="18"/>
                     </w:rPr>
-                    <w:t>$445</w:t>
+                    <w:t>$415</w:t>
                   </w:r>
                 </w:p>
               </w:tc>
@@ -323,7 +2001,7 @@
                       <w:color w:val="1E3A6E"/>
                       <w:sz w:val="18"/>
                     </w:rPr>
-                    <w:t>$545</w:t>
+                    <w:t>$515</w:t>
                   </w:r>
                 </w:p>
               </w:tc>
@@ -386,7 +2064,7 @@
                       <w:color w:val="FFFFFF"/>
                       <w:sz w:val="20"/>
                     </w:rPr>
-                    <w:t>Primaria</w:t>
+                    <w:t>Deportivo Primaria</w:t>
                   </w:r>
                 </w:p>
               </w:tc>
@@ -587,7 +2265,7 @@
                       <w:color w:val="1A1A2E"/>
                       <w:sz w:val="18"/>
                     </w:rPr>
-                    <w:t>14, 16</w:t>
+                    <w:t>14, 16, 18</w:t>
                   </w:r>
                 </w:p>
               </w:tc>
@@ -667,7 +2345,7 @@
                       <w:color w:val="1A1A2E"/>
                       <w:sz w:val="18"/>
                     </w:rPr>
-                    <w:t>CH, MD, GD</w:t>
+                    <w:t>CH, MD</w:t>
                   </w:r>
                 </w:p>
               </w:tc>
@@ -720,6 +2398,86 @@
                       <w:sz w:val="18"/>
                     </w:rPr>
                     <w:t>$685</w:t>
+                  </w:r>
+                </w:p>
+              </w:tc>
+            </w:tr>
+            <w:tr>
+              <w:tc>
+                <w:tcPr>
+                  <w:tcW w:type="dxa" w:w="1280"/>
+                  <w:shd w:val="clear" w:color="auto" w:fill="EDF4FC"/>
+                  <w:tcMar>
+                    <w:top w:w="48" w:type="dxa"/>
+                    <w:bottom w:w="48" w:type="dxa"/>
+                    <w:left w:w="100" w:type="dxa"/>
+                    <w:right w:w="100" w:type="dxa"/>
+                  </w:tcMar>
+                </w:tcPr>
+                <w:p>
+                  <w:pPr>
+                    <w:spacing w:before="0" w:after="0"/>
+                    <w:jc w:val="left"/>
+                  </w:pPr>
+                  <w:r>
+                    <w:rPr>
+                      <w:b w:val="0"/>
+                      <w:color w:val="1A1A2E"/>
+                      <w:sz w:val="18"/>
+                    </w:rPr>
+                    <w:t>GD</w:t>
+                  </w:r>
+                </w:p>
+              </w:tc>
+              <w:tc>
+                <w:tcPr>
+                  <w:tcW w:type="dxa" w:w="1280"/>
+                  <w:shd w:val="clear" w:color="auto" w:fill="EDF4FC"/>
+                  <w:tcMar>
+                    <w:top w:w="48" w:type="dxa"/>
+                    <w:bottom w:w="48" w:type="dxa"/>
+                    <w:left w:w="100" w:type="dxa"/>
+                    <w:right w:w="100" w:type="dxa"/>
+                  </w:tcMar>
+                </w:tcPr>
+                <w:p>
+                  <w:pPr>
+                    <w:spacing w:before="0" w:after="0"/>
+                    <w:jc w:val="right"/>
+                  </w:pPr>
+                  <w:r>
+                    <w:rPr>
+                      <w:b/>
+                      <w:color w:val="1E3A6E"/>
+                      <w:sz w:val="18"/>
+                    </w:rPr>
+                    <w:t>$595</w:t>
+                  </w:r>
+                </w:p>
+              </w:tc>
+              <w:tc>
+                <w:tcPr>
+                  <w:tcW w:type="dxa" w:w="1280"/>
+                  <w:shd w:val="clear" w:color="auto" w:fill="EDF4FC"/>
+                  <w:tcMar>
+                    <w:top w:w="48" w:type="dxa"/>
+                    <w:bottom w:w="48" w:type="dxa"/>
+                    <w:left w:w="100" w:type="dxa"/>
+                    <w:right w:w="100" w:type="dxa"/>
+                  </w:tcMar>
+                </w:tcPr>
+                <w:p>
+                  <w:pPr>
+                    <w:spacing w:before="0" w:after="0"/>
+                    <w:jc w:val="right"/>
+                  </w:pPr>
+                  <w:r>
+                    <w:rPr>
+                      <w:b/>
+                      <w:color w:val="1E3A6E"/>
+                      <w:sz w:val="18"/>
+                    </w:rPr>
+                    <w:t>$695</w:t>
                   </w:r>
                 </w:p>
               </w:tc>
@@ -782,7 +2540,7 @@
                       <w:color w:val="FFFFFF"/>
                       <w:sz w:val="20"/>
                     </w:rPr>
-                    <w:t>Secundaria</w:t>
+                    <w:t>Deportivo Secundaria</w:t>
                   </w:r>
                 </w:p>
               </w:tc>
@@ -1178,7 +2936,7 @@
                       <w:color w:val="FFFFFF"/>
                       <w:sz w:val="20"/>
                     </w:rPr>
-                    <w:t>Bachillerato</w:t>
+                    <w:t>Deportivo Bachillerato</w:t>
                   </w:r>
                 </w:p>
               </w:tc>
@@ -1521,242 +3279,6 @@
                       <w:color w:val="FFFFFF"/>
                       <w:sz w:val="20"/>
                     </w:rPr>
-                    <w:t>Excepciones — Preescolar</w:t>
-                  </w:r>
-                </w:p>
-              </w:tc>
-            </w:tr>
-          </w:tbl>
-          <w:p/>
-          <w:tbl>
-            <w:tblPr>
-              <w:tblStyle w:val="TableGrid"/>
-              <w:tblW w:type="auto" w:w="0"/>
-              <w:tblLook w:firstColumn="1" w:firstRow="1" w:lastColumn="0" w:lastRow="0" w:noHBand="0" w:noVBand="1" w:val="04A0"/>
-            </w:tblPr>
-            <w:tblGrid>
-              <w:gridCol w:w="1707"/>
-              <w:gridCol w:w="1707"/>
-              <w:gridCol w:w="1707"/>
-            </w:tblGrid>
-            <w:tr>
-              <w:tc>
-                <w:tcPr>
-                  <w:tcW w:type="dxa" w:w="1707"/>
-                  <w:shd w:val="clear" w:color="auto" w:fill="FCE8E8"/>
-                  <w:tcMar>
-                    <w:top w:w="50" w:type="dxa"/>
-                    <w:bottom w:w="50" w:type="dxa"/>
-                    <w:left w:w="100" w:type="dxa"/>
-                    <w:right w:w="100" w:type="dxa"/>
-                  </w:tcMar>
-                </w:tcPr>
-                <w:p>
-                  <w:pPr>
-                    <w:spacing w:before="0" w:after="0"/>
-                    <w:jc w:val="left"/>
-                  </w:pPr>
-                  <w:r>
-                    <w:rPr>
-                      <w:b/>
-                      <w:color w:val="B52020"/>
-                      <w:sz w:val="17"/>
-                    </w:rPr>
-                    <w:t>Escuela</w:t>
-                  </w:r>
-                </w:p>
-              </w:tc>
-              <w:tc>
-                <w:tcPr>
-                  <w:tcW w:type="dxa" w:w="1707"/>
-                  <w:shd w:val="clear" w:color="auto" w:fill="FCE8E8"/>
-                  <w:tcMar>
-                    <w:top w:w="50" w:type="dxa"/>
-                    <w:bottom w:w="50" w:type="dxa"/>
-                    <w:left w:w="100" w:type="dxa"/>
-                    <w:right w:w="100" w:type="dxa"/>
-                  </w:tcMar>
-                </w:tcPr>
-                <w:p>
-                  <w:pPr>
-                    <w:spacing w:before="0" w:after="0"/>
-                    <w:jc w:val="right"/>
-                  </w:pPr>
-                  <w:r>
-                    <w:rPr>
-                      <w:b/>
-                      <w:color w:val="B52020"/>
-                      <w:sz w:val="17"/>
-                    </w:rPr>
-                    <w:t>2 pzas</w:t>
-                  </w:r>
-                </w:p>
-              </w:tc>
-              <w:tc>
-                <w:tcPr>
-                  <w:tcW w:type="dxa" w:w="1707"/>
-                  <w:shd w:val="clear" w:color="auto" w:fill="FCE8E8"/>
-                  <w:tcMar>
-                    <w:top w:w="50" w:type="dxa"/>
-                    <w:bottom w:w="50" w:type="dxa"/>
-                    <w:left w:w="100" w:type="dxa"/>
-                    <w:right w:w="100" w:type="dxa"/>
-                  </w:tcMar>
-                </w:tcPr>
-                <w:p>
-                  <w:pPr>
-                    <w:spacing w:before="0" w:after="0"/>
-                    <w:jc w:val="right"/>
-                  </w:pPr>
-                  <w:r>
-                    <w:rPr>
-                      <w:b/>
-                      <w:color w:val="B52020"/>
-                      <w:sz w:val="17"/>
-                    </w:rPr>
-                    <w:t>3 pzas</w:t>
-                  </w:r>
-                </w:p>
-              </w:tc>
-            </w:tr>
-            <w:tr>
-              <w:tc>
-                <w:tcPr>
-                  <w:tcW w:type="dxa" w:w="1707"/>
-                  <w:shd w:val="clear" w:color="auto" w:fill="FFFFFF"/>
-                  <w:tcMar>
-                    <w:top w:w="48" w:type="dxa"/>
-                    <w:bottom w:w="48" w:type="dxa"/>
-                    <w:left w:w="100" w:type="dxa"/>
-                    <w:right w:w="100" w:type="dxa"/>
-                  </w:tcMar>
-                </w:tcPr>
-                <w:p>
-                  <w:pPr>
-                    <w:spacing w:before="0" w:after="0"/>
-                    <w:jc w:val="left"/>
-                  </w:pPr>
-                  <w:r>
-                    <w:rPr>
-                      <w:b w:val="0"/>
-                      <w:color w:val="1A1A2E"/>
-                      <w:sz w:val="18"/>
-                    </w:rPr>
-                    <w:t>Sor Juana Inés de la Cruz</w:t>
-                  </w:r>
-                </w:p>
-              </w:tc>
-              <w:tc>
-                <w:tcPr>
-                  <w:tcW w:type="dxa" w:w="1707"/>
-                  <w:shd w:val="clear" w:color="auto" w:fill="FFFFFF"/>
-                  <w:tcMar>
-                    <w:top w:w="48" w:type="dxa"/>
-                    <w:bottom w:w="48" w:type="dxa"/>
-                    <w:left w:w="100" w:type="dxa"/>
-                    <w:right w:w="100" w:type="dxa"/>
-                  </w:tcMar>
-                </w:tcPr>
-                <w:p>
-                  <w:pPr>
-                    <w:spacing w:before="0" w:after="0"/>
-                    <w:jc w:val="right"/>
-                  </w:pPr>
-                  <w:r>
-                    <w:rPr>
-                      <w:b/>
-                      <w:color w:val="1E3A6E"/>
-                      <w:sz w:val="18"/>
-                    </w:rPr>
-                    <w:t>$515</w:t>
-                  </w:r>
-                </w:p>
-              </w:tc>
-              <w:tc>
-                <w:tcPr>
-                  <w:tcW w:type="dxa" w:w="1707"/>
-                  <w:shd w:val="clear" w:color="auto" w:fill="FFFFFF"/>
-                  <w:tcMar>
-                    <w:top w:w="48" w:type="dxa"/>
-                    <w:bottom w:w="48" w:type="dxa"/>
-                    <w:left w:w="100" w:type="dxa"/>
-                    <w:right w:w="100" w:type="dxa"/>
-                  </w:tcMar>
-                </w:tcPr>
-                <w:p>
-                  <w:pPr>
-                    <w:spacing w:before="0" w:after="0"/>
-                    <w:jc w:val="right"/>
-                  </w:pPr>
-                  <w:r>
-                    <w:rPr>
-                      <w:b/>
-                      <w:color w:val="1E3A6E"/>
-                      <w:sz w:val="18"/>
-                    </w:rPr>
-                    <w:t>—</w:t>
-                  </w:r>
-                </w:p>
-              </w:tc>
-            </w:tr>
-          </w:tbl>
-          <w:p/>
-          <w:p>
-            <w:pPr>
-              <w:spacing w:before="0" w:after="80"/>
-            </w:pPr>
-          </w:p>
-        </w:tc>
-        <w:tc>
-          <w:tcPr>
-            <w:tcW w:type="dxa" w:w="5121"/>
-            <w:tcMar>
-              <w:top w:w="0" w:type="dxa"/>
-              <w:bottom w:w="0" w:type="dxa"/>
-              <w:left w:w="60" w:type="dxa"/>
-              <w:right w:w="60" w:type="dxa"/>
-            </w:tcMar>
-          </w:tcPr>
-          <w:p/>
-          <w:tbl>
-            <w:tblPr>
-              <w:tblW w:type="auto" w:w="0"/>
-              <w:tblLook w:firstColumn="1" w:firstRow="1" w:lastColumn="0" w:lastRow="0" w:noHBand="0" w:noVBand="1" w:val="04A0"/>
-              <w:tblBorders>
-                <w:top w:val="none"/>
-                <w:left w:val="none"/>
-                <w:bottom w:val="none"/>
-                <w:right w:val="none"/>
-                <w:insideH w:val="none"/>
-                <w:insideV w:val="none"/>
-              </w:tblBorders>
-            </w:tblPr>
-            <w:tblGrid>
-              <w:gridCol w:w="5121"/>
-            </w:tblGrid>
-            <w:tr>
-              <w:tc>
-                <w:tcPr>
-                  <w:tcW w:type="dxa" w:w="5121"/>
-                  <w:shd w:val="clear" w:color="auto" w:fill="B52020"/>
-                  <w:tcMar>
-                    <w:top w:w="70" w:type="dxa"/>
-                    <w:bottom w:w="70" w:type="dxa"/>
-                    <w:left w:w="140" w:type="dxa"/>
-                    <w:right w:w="140" w:type="dxa"/>
-                  </w:tcMar>
-                </w:tcPr>
-                <w:p>
-                  <w:pPr>
-                    <w:spacing w:before="0" w:after="0"/>
-                    <w:jc w:val="left"/>
-                  </w:pPr>
-                  <w:r>
-                    <w:rPr>
-                      <w:b/>
-                      <w:color w:val="FFFFFF"/>
-                      <w:sz w:val="20"/>
-                    </w:rPr>
                     <w:t>Excepciones — Primaria</w:t>
                   </w:r>
                 </w:p>
@@ -1878,7 +3400,7 @@
                       <w:color w:val="1A1A2E"/>
                       <w:sz w:val="18"/>
                     </w:rPr>
-                    <w:t>Adolfo Lopez Mateo</w:t>
+                    <w:t>Colegio Motolinea</w:t>
                   </w:r>
                 </w:p>
               </w:tc>
@@ -1904,7 +3426,7 @@
                       <w:color w:val="1E3A6E"/>
                       <w:sz w:val="18"/>
                     </w:rPr>
-                    <w:t>575/585/595</w:t>
+                    <w:t>595/630/640/650</w:t>
                   </w:r>
                 </w:p>
               </w:tc>
@@ -1912,86 +3434,6 @@
                 <w:tcPr>
                   <w:tcW w:type="dxa" w:w="1707"/>
                   <w:shd w:val="clear" w:color="auto" w:fill="FFFFFF"/>
-                  <w:tcMar>
-                    <w:top w:w="48" w:type="dxa"/>
-                    <w:bottom w:w="48" w:type="dxa"/>
-                    <w:left w:w="100" w:type="dxa"/>
-                    <w:right w:w="100" w:type="dxa"/>
-                  </w:tcMar>
-                </w:tcPr>
-                <w:p>
-                  <w:pPr>
-                    <w:spacing w:before="0" w:after="0"/>
-                    <w:jc w:val="right"/>
-                  </w:pPr>
-                  <w:r>
-                    <w:rPr>
-                      <w:b/>
-                      <w:color w:val="1E3A6E"/>
-                      <w:sz w:val="18"/>
-                    </w:rPr>
-                    <w:t>—</w:t>
-                  </w:r>
-                </w:p>
-              </w:tc>
-            </w:tr>
-            <w:tr>
-              <w:tc>
-                <w:tcPr>
-                  <w:tcW w:type="dxa" w:w="1707"/>
-                  <w:shd w:val="clear" w:color="auto" w:fill="FDF0F0"/>
-                  <w:tcMar>
-                    <w:top w:w="48" w:type="dxa"/>
-                    <w:bottom w:w="48" w:type="dxa"/>
-                    <w:left w:w="100" w:type="dxa"/>
-                    <w:right w:w="100" w:type="dxa"/>
-                  </w:tcMar>
-                </w:tcPr>
-                <w:p>
-                  <w:pPr>
-                    <w:spacing w:before="0" w:after="0"/>
-                    <w:jc w:val="left"/>
-                  </w:pPr>
-                  <w:r>
-                    <w:rPr>
-                      <w:b w:val="0"/>
-                      <w:color w:val="1A1A2E"/>
-                      <w:sz w:val="18"/>
-                    </w:rPr>
-                    <w:t>Colegio Motolinea</w:t>
-                  </w:r>
-                </w:p>
-              </w:tc>
-              <w:tc>
-                <w:tcPr>
-                  <w:tcW w:type="dxa" w:w="1707"/>
-                  <w:shd w:val="clear" w:color="auto" w:fill="FDF0F0"/>
-                  <w:tcMar>
-                    <w:top w:w="48" w:type="dxa"/>
-                    <w:bottom w:w="48" w:type="dxa"/>
-                    <w:left w:w="100" w:type="dxa"/>
-                    <w:right w:w="100" w:type="dxa"/>
-                  </w:tcMar>
-                </w:tcPr>
-                <w:p>
-                  <w:pPr>
-                    <w:spacing w:before="0" w:after="0"/>
-                    <w:jc w:val="right"/>
-                  </w:pPr>
-                  <w:r>
-                    <w:rPr>
-                      <w:b/>
-                      <w:color w:val="1E3A6E"/>
-                      <w:sz w:val="18"/>
-                    </w:rPr>
-                    <w:t>595/630/640/650</w:t>
-                  </w:r>
-                </w:p>
-              </w:tc>
-              <w:tc>
-                <w:tcPr>
-                  <w:tcW w:type="dxa" w:w="1707"/>
-                  <w:shd w:val="clear" w:color="auto" w:fill="FDF0F0"/>
                   <w:tcMar>
                     <w:top w:w="48" w:type="dxa"/>
                     <w:bottom w:w="48" w:type="dxa"/>
@@ -2540,7 +3982,7 @@
                       <w:color w:val="1E3A6E"/>
                       <w:sz w:val="18"/>
                     </w:rPr>
-                    <w:t>$650</w:t>
+                    <w:t>$690</w:t>
                   </w:r>
                 </w:p>
               </w:tc>
@@ -2566,7 +4008,323 @@
                       <w:color w:val="1E3A6E"/>
                       <w:sz w:val="18"/>
                     </w:rPr>
-                    <w:t>$750</w:t>
+                    <w:t>$790</w:t>
+                  </w:r>
+                </w:p>
+              </w:tc>
+            </w:tr>
+          </w:tbl>
+          <w:p/>
+          <w:p>
+            <w:pPr>
+              <w:spacing w:before="0" w:after="80"/>
+            </w:pPr>
+          </w:p>
+        </w:tc>
+        <w:tc>
+          <w:tcPr>
+            <w:tcW w:type="dxa" w:w="5121"/>
+            <w:tcMar>
+              <w:top w:w="0" w:type="dxa"/>
+              <w:bottom w:w="0" w:type="dxa"/>
+              <w:left w:w="60" w:type="dxa"/>
+              <w:right w:w="60" w:type="dxa"/>
+            </w:tcMar>
+          </w:tcPr>
+          <w:p/>
+          <w:tbl>
+            <w:tblPr>
+              <w:tblW w:type="auto" w:w="0"/>
+              <w:tblLook w:firstColumn="1" w:firstRow="1" w:lastColumn="0" w:lastRow="0" w:noHBand="0" w:noVBand="1" w:val="04A0"/>
+              <w:tblBorders>
+                <w:top w:val="none"/>
+                <w:left w:val="none"/>
+                <w:bottom w:val="none"/>
+                <w:right w:val="none"/>
+                <w:insideH w:val="none"/>
+                <w:insideV w:val="none"/>
+              </w:tblBorders>
+            </w:tblPr>
+            <w:tblGrid>
+              <w:gridCol w:w="5121"/>
+            </w:tblGrid>
+            <w:tr>
+              <w:tc>
+                <w:tcPr>
+                  <w:tcW w:type="dxa" w:w="5121"/>
+                  <w:shd w:val="clear" w:color="auto" w:fill="B52020"/>
+                  <w:tcMar>
+                    <w:top w:w="70" w:type="dxa"/>
+                    <w:bottom w:w="70" w:type="dxa"/>
+                    <w:left w:w="140" w:type="dxa"/>
+                    <w:right w:w="140" w:type="dxa"/>
+                  </w:tcMar>
+                </w:tcPr>
+                <w:p>
+                  <w:pPr>
+                    <w:spacing w:before="0" w:after="0"/>
+                    <w:jc w:val="left"/>
+                  </w:pPr>
+                  <w:r>
+                    <w:rPr>
+                      <w:b/>
+                      <w:color w:val="FFFFFF"/>
+                      <w:sz w:val="20"/>
+                    </w:rPr>
+                    <w:t>Precios especiales en caja</w:t>
+                  </w:r>
+                </w:p>
+              </w:tc>
+            </w:tr>
+          </w:tbl>
+          <w:p/>
+          <w:tbl>
+            <w:tblPr>
+              <w:tblStyle w:val="TableGrid"/>
+              <w:tblW w:type="auto" w:w="0"/>
+              <w:tblLook w:firstColumn="1" w:firstRow="1" w:lastColumn="0" w:lastRow="0" w:noHBand="0" w:noVBand="1" w:val="04A0"/>
+            </w:tblPr>
+            <w:tblGrid>
+              <w:gridCol w:w="1707"/>
+              <w:gridCol w:w="1707"/>
+              <w:gridCol w:w="1707"/>
+            </w:tblGrid>
+            <w:tr>
+              <w:tc>
+                <w:tcPr>
+                  <w:tcW w:type="dxa" w:w="1707"/>
+                  <w:shd w:val="clear" w:color="auto" w:fill="FCE8E8"/>
+                  <w:tcMar>
+                    <w:top w:w="50" w:type="dxa"/>
+                    <w:bottom w:w="50" w:type="dxa"/>
+                    <w:left w:w="100" w:type="dxa"/>
+                    <w:right w:w="100" w:type="dxa"/>
+                  </w:tcMar>
+                </w:tcPr>
+                <w:p>
+                  <w:pPr>
+                    <w:spacing w:before="0" w:after="0"/>
+                    <w:jc w:val="left"/>
+                  </w:pPr>
+                  <w:r>
+                    <w:rPr>
+                      <w:b/>
+                      <w:color w:val="B52020"/>
+                      <w:sz w:val="17"/>
+                    </w:rPr>
+                    <w:t>Escuela</w:t>
+                  </w:r>
+                </w:p>
+              </w:tc>
+              <w:tc>
+                <w:tcPr>
+                  <w:tcW w:type="dxa" w:w="1707"/>
+                  <w:shd w:val="clear" w:color="auto" w:fill="FCE8E8"/>
+                  <w:tcMar>
+                    <w:top w:w="50" w:type="dxa"/>
+                    <w:bottom w:w="50" w:type="dxa"/>
+                    <w:left w:w="100" w:type="dxa"/>
+                    <w:right w:w="100" w:type="dxa"/>
+                  </w:tcMar>
+                </w:tcPr>
+                <w:p>
+                  <w:pPr>
+                    <w:spacing w:before="0" w:after="0"/>
+                    <w:jc w:val="right"/>
+                  </w:pPr>
+                  <w:r>
+                    <w:rPr>
+                      <w:b/>
+                      <w:color w:val="B52020"/>
+                      <w:sz w:val="17"/>
+                    </w:rPr>
+                    <w:t>Tallas</w:t>
+                  </w:r>
+                </w:p>
+              </w:tc>
+              <w:tc>
+                <w:tcPr>
+                  <w:tcW w:type="dxa" w:w="1707"/>
+                  <w:shd w:val="clear" w:color="auto" w:fill="FCE8E8"/>
+                  <w:tcMar>
+                    <w:top w:w="50" w:type="dxa"/>
+                    <w:bottom w:w="50" w:type="dxa"/>
+                    <w:left w:w="100" w:type="dxa"/>
+                    <w:right w:w="100" w:type="dxa"/>
+                  </w:tcMar>
+                </w:tcPr>
+                <w:p>
+                  <w:pPr>
+                    <w:spacing w:before="0" w:after="0"/>
+                    <w:jc w:val="right"/>
+                  </w:pPr>
+                  <w:r>
+                    <w:rPr>
+                      <w:b/>
+                      <w:color w:val="B52020"/>
+                      <w:sz w:val="17"/>
+                    </w:rPr>
+                    <w:t>2 pzas</w:t>
+                  </w:r>
+                </w:p>
+              </w:tc>
+            </w:tr>
+            <w:tr>
+              <w:tc>
+                <w:tcPr>
+                  <w:tcW w:type="dxa" w:w="1707"/>
+                  <w:shd w:val="clear" w:color="auto" w:fill="FFFFFF"/>
+                  <w:tcMar>
+                    <w:top w:w="48" w:type="dxa"/>
+                    <w:bottom w:w="48" w:type="dxa"/>
+                    <w:left w:w="100" w:type="dxa"/>
+                    <w:right w:w="100" w:type="dxa"/>
+                  </w:tcMar>
+                </w:tcPr>
+                <w:p>
+                  <w:pPr>
+                    <w:spacing w:before="0" w:after="0"/>
+                    <w:jc w:val="left"/>
+                  </w:pPr>
+                  <w:r>
+                    <w:rPr>
+                      <w:b w:val="0"/>
+                      <w:color w:val="1A1A2E"/>
+                      <w:sz w:val="18"/>
+                    </w:rPr>
+                    <w:t>CBTIS 148</w:t>
+                  </w:r>
+                </w:p>
+              </w:tc>
+              <w:tc>
+                <w:tcPr>
+                  <w:tcW w:type="dxa" w:w="1707"/>
+                  <w:shd w:val="clear" w:color="auto" w:fill="FFFFFF"/>
+                  <w:tcMar>
+                    <w:top w:w="48" w:type="dxa"/>
+                    <w:bottom w:w="48" w:type="dxa"/>
+                    <w:left w:w="100" w:type="dxa"/>
+                    <w:right w:w="100" w:type="dxa"/>
+                  </w:tcMar>
+                </w:tcPr>
+                <w:p>
+                  <w:pPr>
+                    <w:spacing w:before="0" w:after="0"/>
+                    <w:jc w:val="right"/>
+                  </w:pPr>
+                  <w:r>
+                    <w:rPr>
+                      <w:b/>
+                      <w:color w:val="1E3A6E"/>
+                      <w:sz w:val="18"/>
+                    </w:rPr>
+                    <w:t>Línea completa</w:t>
+                  </w:r>
+                </w:p>
+              </w:tc>
+              <w:tc>
+                <w:tcPr>
+                  <w:tcW w:type="dxa" w:w="1707"/>
+                  <w:shd w:val="clear" w:color="auto" w:fill="FFFFFF"/>
+                  <w:tcMar>
+                    <w:top w:w="48" w:type="dxa"/>
+                    <w:bottom w:w="48" w:type="dxa"/>
+                    <w:left w:w="100" w:type="dxa"/>
+                    <w:right w:w="100" w:type="dxa"/>
+                  </w:tcMar>
+                </w:tcPr>
+                <w:p>
+                  <w:pPr>
+                    <w:spacing w:before="0" w:after="0"/>
+                    <w:jc w:val="right"/>
+                  </w:pPr>
+                  <w:r>
+                    <w:rPr>
+                      <w:b/>
+                      <w:color w:val="1E3A6E"/>
+                      <w:sz w:val="18"/>
+                    </w:rPr>
+                    <w:t>$300</w:t>
+                  </w:r>
+                </w:p>
+              </w:tc>
+            </w:tr>
+            <w:tr>
+              <w:tc>
+                <w:tcPr>
+                  <w:tcW w:type="dxa" w:w="1707"/>
+                  <w:shd w:val="clear" w:color="auto" w:fill="FDF0F0"/>
+                  <w:tcMar>
+                    <w:top w:w="48" w:type="dxa"/>
+                    <w:bottom w:w="48" w:type="dxa"/>
+                    <w:left w:w="100" w:type="dxa"/>
+                    <w:right w:w="100" w:type="dxa"/>
+                  </w:tcMar>
+                </w:tcPr>
+                <w:p>
+                  <w:pPr>
+                    <w:spacing w:before="0" w:after="0"/>
+                    <w:jc w:val="left"/>
+                  </w:pPr>
+                  <w:r>
+                    <w:rPr>
+                      <w:b w:val="0"/>
+                      <w:color w:val="1A1A2E"/>
+                      <w:sz w:val="18"/>
+                    </w:rPr>
+                    <w:t>Vicente Guerrero</w:t>
+                  </w:r>
+                </w:p>
+              </w:tc>
+              <w:tc>
+                <w:tcPr>
+                  <w:tcW w:type="dxa" w:w="1707"/>
+                  <w:shd w:val="clear" w:color="auto" w:fill="FDF0F0"/>
+                  <w:tcMar>
+                    <w:top w:w="48" w:type="dxa"/>
+                    <w:bottom w:w="48" w:type="dxa"/>
+                    <w:left w:w="100" w:type="dxa"/>
+                    <w:right w:w="100" w:type="dxa"/>
+                  </w:tcMar>
+                </w:tcPr>
+                <w:p>
+                  <w:pPr>
+                    <w:spacing w:before="0" w:after="0"/>
+                    <w:jc w:val="right"/>
+                  </w:pPr>
+                  <w:r>
+                    <w:rPr>
+                      <w:b/>
+                      <w:color w:val="1E3A6E"/>
+                      <w:sz w:val="18"/>
+                    </w:rPr>
+                    <w:t>4, 6, 8</w:t>
+                  </w:r>
+                </w:p>
+              </w:tc>
+              <w:tc>
+                <w:tcPr>
+                  <w:tcW w:type="dxa" w:w="1707"/>
+                  <w:shd w:val="clear" w:color="auto" w:fill="FDF0F0"/>
+                  <w:tcMar>
+                    <w:top w:w="48" w:type="dxa"/>
+                    <w:bottom w:w="48" w:type="dxa"/>
+                    <w:left w:w="100" w:type="dxa"/>
+                    <w:right w:w="100" w:type="dxa"/>
+                  </w:tcMar>
+                </w:tcPr>
+                <w:p>
+                  <w:pPr>
+                    <w:spacing w:before="0" w:after="0"/>
+                    <w:jc w:val="right"/>
+                  </w:pPr>
+                  <w:r>
+                    <w:rPr>
+                      <w:b/>
+                      <w:color w:val="1E3A6E"/>
+                      <w:sz w:val="18"/>
+                    </w:rPr>
+                    <w:t>$89</w:t>
                   </w:r>
                 </w:p>
               </w:tc>
